--- a/zht/docx/033.content.docx
+++ b/zht/docx/033.content.docx
@@ -19,7 +19,7 @@
         <w:rPr>
           <w:lang w:val="zh_TW" w:bidi="zh_TW"/>
         </w:rPr>
-        <w:t>Resource: Tyndale Open Study Notes</w:t>
+        <w:t>Resource: Aquifer Open Study Notes (Profiles)</w:t>
       </w:r>
       <w:r>
         <w:rPr>
@@ -112,7 +112,7 @@
         <w:rPr>
           <w:lang w:val="zh_TW" w:bidi="zh_TW"/>
         </w:rPr>
-        <w:t>Tyndale Open Study Notes</w:t>
+        <w:t>Aquifer Open Study Notes (Profiles)</w:t>
       </w:r>
     </w:p>
     <w:p>

--- a/zht/docx/033.content.docx
+++ b/zht/docx/033.content.docx
@@ -233,72 +233,48 @@
         </w:rPr>
         <w:t>施洗約翰是充滿熱忱的傳道者，他住在曠野，呼籲人們悔改（停止錯誤的行為並轉向神，改變生活）。他被稱為「施洗約翰」（或「施洗者」），因為他為人施洗（浸入水中），以此作為遠離罪惡的記號。約翰與以利亞一樣行事，預備人們迎接彌賽亞的到來（</w:t>
       </w:r>
-      <w:hyperlink r:id="rId13">
-        <w:r>
-          <w:rPr>
-            <w:lang w:val="zh_TW" w:bidi="zh_TW"/>
-          </w:rPr>
-          <w:rPr>
-            <w:color w:val="0000EE"/>
-            <w:u w:val="single"/>
-          </w:rPr>
-          <w:t>瑪4:4–5</w:t>
-        </w:r>
-      </w:hyperlink>
+      <w:r>
+        <w:rPr>
+          <w:lang w:val="zh_TW" w:bidi="zh_TW"/>
+        </w:rPr>
+        <w:t>瑪4:4–5</w:t>
+      </w:r>
       <w:r>
         <w:rPr>
           <w:lang w:val="zh_TW" w:bidi="zh_TW"/>
         </w:rPr>
         <w:t>；</w:t>
       </w:r>
-      <w:hyperlink r:id="rId14">
-        <w:r>
-          <w:rPr>
-            <w:lang w:val="zh_TW" w:bidi="zh_TW"/>
-          </w:rPr>
-          <w:rPr>
-            <w:color w:val="0000EE"/>
-            <w:u w:val="single"/>
-          </w:rPr>
-          <w:t>太11:14</w:t>
-        </w:r>
-      </w:hyperlink>
+      <w:r>
+        <w:rPr>
+          <w:lang w:val="zh_TW" w:bidi="zh_TW"/>
+        </w:rPr>
+        <w:t>太11:14</w:t>
+      </w:r>
       <w:r>
         <w:rPr>
           <w:lang w:val="zh_TW" w:bidi="zh_TW"/>
         </w:rPr>
         <w:t>，</w:t>
       </w:r>
-      <w:hyperlink r:id="rId15">
-        <w:r>
-          <w:rPr>
-            <w:lang w:val="zh_TW" w:bidi="zh_TW"/>
-          </w:rPr>
-          <w:rPr>
-            <w:color w:val="0000EE"/>
-            <w:u w:val="single"/>
-          </w:rPr>
-          <w:t>17:12</w:t>
-        </w:r>
-      </w:hyperlink>
+      <w:r>
+        <w:rPr>
+          <w:lang w:val="zh_TW" w:bidi="zh_TW"/>
+        </w:rPr>
+        <w:t>17:12</w:t>
+      </w:r>
       <w:r>
         <w:rPr>
           <w:lang w:val="zh_TW" w:bidi="zh_TW"/>
         </w:rPr>
         <w:t>；</w:t>
       </w:r>
-      <w:hyperlink r:id="rId16">
-        <w:r>
-          <w:rPr>
-            <w:lang w:val="zh_TW" w:bidi="zh_TW"/>
-          </w:rPr>
-          <w:rPr>
-            <w:color w:val="0000EE"/>
-            <w:u w:val="single"/>
-          </w:rPr>
-          <w:t>可9:13</w:t>
-        </w:r>
-      </w:hyperlink>
+      <w:r>
+        <w:rPr>
+          <w:lang w:val="zh_TW" w:bidi="zh_TW"/>
+        </w:rPr>
+        <w:t>可9:13</w:t>
+      </w:r>
       <w:r>
         <w:rPr>
           <w:lang w:val="zh_TW" w:bidi="zh_TW"/>
@@ -319,36 +295,24 @@
         </w:rPr>
         <w:t>約翰的出生與耶穌的出生一樣，非同尋常。約翰的父母年紀老邁，無法生育（</w:t>
       </w:r>
-      <w:hyperlink r:id="rId17">
-        <w:r>
-          <w:rPr>
-            <w:lang w:val="zh_TW" w:bidi="zh_TW"/>
-          </w:rPr>
-          <w:rPr>
-            <w:color w:val="0000EE"/>
-            <w:u w:val="single"/>
-          </w:rPr>
-          <w:t>路1:5–25</w:t>
-        </w:r>
-      </w:hyperlink>
+      <w:r>
+        <w:rPr>
+          <w:lang w:val="zh_TW" w:bidi="zh_TW"/>
+        </w:rPr>
+        <w:t>路1:5–25</w:t>
+      </w:r>
       <w:r>
         <w:rPr>
           <w:lang w:val="zh_TW" w:bidi="zh_TW"/>
         </w:rPr>
         <w:t>）。他的母親伊利莎白是耶穌的母親馬利亞的親戚（</w:t>
       </w:r>
-      <w:hyperlink r:id="rId18">
-        <w:r>
-          <w:rPr>
-            <w:lang w:val="zh_TW" w:bidi="zh_TW"/>
-          </w:rPr>
-          <w:rPr>
-            <w:color w:val="0000EE"/>
-            <w:u w:val="single"/>
-          </w:rPr>
-          <w:t>路1:36</w:t>
-        </w:r>
-      </w:hyperlink>
+      <w:r>
+        <w:rPr>
+          <w:lang w:val="zh_TW" w:bidi="zh_TW"/>
+        </w:rPr>
+        <w:t>路1:36</w:t>
+      </w:r>
       <w:r>
         <w:rPr>
           <w:lang w:val="zh_TW" w:bidi="zh_TW"/>
@@ -369,144 +333,96 @@
         </w:rPr>
         <w:t>約翰自出生開始，就被聖靈充滿，並委身預備人們迎接主的到來（</w:t>
       </w:r>
-      <w:hyperlink r:id="rId19">
-        <w:r>
-          <w:rPr>
-            <w:lang w:val="zh_TW" w:bidi="zh_TW"/>
-          </w:rPr>
-          <w:rPr>
-            <w:color w:val="0000EE"/>
-            <w:u w:val="single"/>
-          </w:rPr>
-          <w:t>路1:15–17</w:t>
-        </w:r>
-      </w:hyperlink>
+      <w:r>
+        <w:rPr>
+          <w:lang w:val="zh_TW" w:bidi="zh_TW"/>
+        </w:rPr>
+        <w:t>路1:15–17</w:t>
+      </w:r>
       <w:r>
         <w:rPr>
           <w:lang w:val="zh_TW" w:bidi="zh_TW"/>
         </w:rPr>
         <w:t>）。在大約在三十歲時，約翰開始在曠野教導人們（</w:t>
       </w:r>
-      <w:hyperlink r:id="rId20">
-        <w:r>
-          <w:rPr>
-            <w:lang w:val="zh_TW" w:bidi="zh_TW"/>
-          </w:rPr>
-          <w:rPr>
-            <w:color w:val="0000EE"/>
-            <w:u w:val="single"/>
-          </w:rPr>
-          <w:t>路1:80</w:t>
-        </w:r>
-      </w:hyperlink>
+      <w:r>
+        <w:rPr>
+          <w:lang w:val="zh_TW" w:bidi="zh_TW"/>
+        </w:rPr>
+        <w:t>路1:80</w:t>
+      </w:r>
       <w:r>
         <w:rPr>
           <w:lang w:val="zh_TW" w:bidi="zh_TW"/>
         </w:rPr>
         <w:t>）。他身穿駱駝毛製成的衣服，腰間束著皮帶，類似古代先知的穿著，並吃曠野的食物（蝗蟲和野蜜，見</w:t>
       </w:r>
-      <w:hyperlink r:id="rId21">
-        <w:r>
-          <w:rPr>
-            <w:lang w:val="zh_TW" w:bidi="zh_TW"/>
-          </w:rPr>
-          <w:rPr>
-            <w:color w:val="0000EE"/>
-            <w:u w:val="single"/>
-          </w:rPr>
-          <w:t>太3:4</w:t>
-        </w:r>
-      </w:hyperlink>
+      <w:r>
+        <w:rPr>
+          <w:lang w:val="zh_TW" w:bidi="zh_TW"/>
+        </w:rPr>
+        <w:t>太3:4</w:t>
+      </w:r>
       <w:r>
         <w:rPr>
           <w:lang w:val="zh_TW" w:bidi="zh_TW"/>
         </w:rPr>
         <w:t>；</w:t>
       </w:r>
-      <w:hyperlink r:id="rId22">
-        <w:r>
-          <w:rPr>
-            <w:lang w:val="zh_TW" w:bidi="zh_TW"/>
-          </w:rPr>
-          <w:rPr>
-            <w:color w:val="0000EE"/>
-            <w:u w:val="single"/>
-          </w:rPr>
-          <w:t>可1:6</w:t>
-        </w:r>
-      </w:hyperlink>
+      <w:r>
+        <w:rPr>
+          <w:lang w:val="zh_TW" w:bidi="zh_TW"/>
+        </w:rPr>
+        <w:t>可1:6</w:t>
+      </w:r>
       <w:r>
         <w:rPr>
           <w:lang w:val="zh_TW" w:bidi="zh_TW"/>
         </w:rPr>
         <w:t>）。約翰敦促每個人悔改並受洗（</w:t>
       </w:r>
-      <w:hyperlink r:id="rId23">
-        <w:r>
-          <w:rPr>
-            <w:lang w:val="zh_TW" w:bidi="zh_TW"/>
-          </w:rPr>
-          <w:rPr>
-            <w:color w:val="0000EE"/>
-            <w:u w:val="single"/>
-          </w:rPr>
-          <w:t>太3:1–2</w:t>
-        </w:r>
-      </w:hyperlink>
+      <w:r>
+        <w:rPr>
+          <w:lang w:val="zh_TW" w:bidi="zh_TW"/>
+        </w:rPr>
+        <w:t>太3:1–2</w:t>
+      </w:r>
       <w:r>
         <w:rPr>
           <w:lang w:val="zh_TW" w:bidi="zh_TW"/>
         </w:rPr>
         <w:t>；</w:t>
       </w:r>
-      <w:hyperlink r:id="rId24">
-        <w:r>
-          <w:rPr>
-            <w:lang w:val="zh_TW" w:bidi="zh_TW"/>
-          </w:rPr>
-          <w:rPr>
-            <w:color w:val="0000EE"/>
-            <w:u w:val="single"/>
-          </w:rPr>
-          <w:t>可1:4</w:t>
-        </w:r>
-      </w:hyperlink>
+      <w:r>
+        <w:rPr>
+          <w:lang w:val="zh_TW" w:bidi="zh_TW"/>
+        </w:rPr>
+        <w:t>可1:4</w:t>
+      </w:r>
       <w:r>
         <w:rPr>
           <w:lang w:val="zh_TW" w:bidi="zh_TW"/>
         </w:rPr>
         <w:t>；</w:t>
       </w:r>
-      <w:hyperlink r:id="rId25">
-        <w:r>
-          <w:rPr>
-            <w:lang w:val="zh_TW" w:bidi="zh_TW"/>
-          </w:rPr>
-          <w:rPr>
-            <w:color w:val="0000EE"/>
-            <w:u w:val="single"/>
-          </w:rPr>
-          <w:t>路3:1–3</w:t>
-        </w:r>
-      </w:hyperlink>
+      <w:r>
+        <w:rPr>
+          <w:lang w:val="zh_TW" w:bidi="zh_TW"/>
+        </w:rPr>
+        <w:t>路3:1–3</w:t>
+      </w:r>
       <w:r>
         <w:rPr>
           <w:lang w:val="zh_TW" w:bidi="zh_TW"/>
         </w:rPr>
         <w:t>）。他甚至批評那些來聽他講道的宗教領袖（</w:t>
       </w:r>
-      <w:hyperlink r:id="rId26">
-        <w:r>
-          <w:rPr>
-            <w:lang w:val="zh_TW" w:bidi="zh_TW"/>
-          </w:rPr>
-          <w:rPr>
-            <w:color w:val="0000EE"/>
-            <w:u w:val="single"/>
-          </w:rPr>
-          <w:t>太3:7–10</w:t>
-        </w:r>
-      </w:hyperlink>
+      <w:r>
+        <w:rPr>
+          <w:lang w:val="zh_TW" w:bidi="zh_TW"/>
+        </w:rPr>
+        <w:t>太3:7–10</w:t>
+      </w:r>
       <w:r>
         <w:rPr>
           <w:lang w:val="zh_TW" w:bidi="zh_TW"/>
@@ -527,108 +443,72 @@
         </w:rPr>
         <w:t>約翰也為耶穌施洗，不過一開始他覺得自己不配如此（</w:t>
       </w:r>
-      <w:hyperlink r:id="rId27">
-        <w:r>
-          <w:rPr>
-            <w:lang w:val="zh_TW" w:bidi="zh_TW"/>
-          </w:rPr>
-          <w:rPr>
-            <w:color w:val="0000EE"/>
-            <w:u w:val="single"/>
-          </w:rPr>
-          <w:t>太3:13–17</w:t>
-        </w:r>
-      </w:hyperlink>
+      <w:r>
+        <w:rPr>
+          <w:lang w:val="zh_TW" w:bidi="zh_TW"/>
+        </w:rPr>
+        <w:t>太3:13–17</w:t>
+      </w:r>
       <w:r>
         <w:rPr>
           <w:lang w:val="zh_TW" w:bidi="zh_TW"/>
         </w:rPr>
         <w:t>）。約翰知道耶穌比他更大。約翰用水施洗，而耶穌會「用聖靈施洗」（</w:t>
       </w:r>
-      <w:hyperlink r:id="rId28">
-        <w:r>
-          <w:rPr>
-            <w:lang w:val="zh_TW" w:bidi="zh_TW"/>
-          </w:rPr>
-          <w:rPr>
-            <w:color w:val="0000EE"/>
-            <w:u w:val="single"/>
-          </w:rPr>
-          <w:t>約1:33</w:t>
-        </w:r>
-      </w:hyperlink>
+      <w:r>
+        <w:rPr>
+          <w:lang w:val="zh_TW" w:bidi="zh_TW"/>
+        </w:rPr>
+        <w:t>約1:33</w:t>
+      </w:r>
       <w:r>
         <w:rPr>
           <w:lang w:val="zh_TW" w:bidi="zh_TW"/>
         </w:rPr>
         <w:t>；</w:t>
       </w:r>
-      <w:hyperlink r:id="rId29">
-        <w:r>
-          <w:rPr>
-            <w:lang w:val="zh_TW" w:bidi="zh_TW"/>
-          </w:rPr>
-          <w:rPr>
-            <w:color w:val="0000EE"/>
-            <w:u w:val="single"/>
-          </w:rPr>
-          <w:t>太3:11</w:t>
-        </w:r>
-      </w:hyperlink>
+      <w:r>
+        <w:rPr>
+          <w:lang w:val="zh_TW" w:bidi="zh_TW"/>
+        </w:rPr>
+        <w:t>太3:11</w:t>
+      </w:r>
       <w:r>
         <w:rPr>
           <w:lang w:val="zh_TW" w:bidi="zh_TW"/>
         </w:rPr>
         <w:t>；</w:t>
       </w:r>
-      <w:hyperlink r:id="rId30">
-        <w:r>
-          <w:rPr>
-            <w:lang w:val="zh_TW" w:bidi="zh_TW"/>
-          </w:rPr>
-          <w:rPr>
-            <w:color w:val="0000EE"/>
-            <w:u w:val="single"/>
-          </w:rPr>
-          <w:t>可1:7–8</w:t>
-        </w:r>
-      </w:hyperlink>
+      <w:r>
+        <w:rPr>
+          <w:lang w:val="zh_TW" w:bidi="zh_TW"/>
+        </w:rPr>
+        <w:t>可1:7–8</w:t>
+      </w:r>
       <w:r>
         <w:rPr>
           <w:lang w:val="zh_TW" w:bidi="zh_TW"/>
         </w:rPr>
         <w:t>；</w:t>
       </w:r>
-      <w:hyperlink r:id="rId31">
-        <w:r>
-          <w:rPr>
-            <w:lang w:val="zh_TW" w:bidi="zh_TW"/>
-          </w:rPr>
-          <w:rPr>
-            <w:color w:val="0000EE"/>
-            <w:u w:val="single"/>
-          </w:rPr>
-          <w:t>路3:16</w:t>
-        </w:r>
-      </w:hyperlink>
+      <w:r>
+        <w:rPr>
+          <w:lang w:val="zh_TW" w:bidi="zh_TW"/>
+        </w:rPr>
+        <w:t>路3:16</w:t>
+      </w:r>
       <w:r>
         <w:rPr>
           <w:lang w:val="zh_TW" w:bidi="zh_TW"/>
         </w:rPr>
         <w:t>；參</w:t>
       </w:r>
-      <w:hyperlink r:id="rId32">
-        <w:r>
-          <w:rPr>
-            <w:lang w:val="zh_TW" w:bidi="zh_TW"/>
-          </w:rPr>
-          <w:rPr>
-            <w:color w:val="0000EE"/>
-            <w:u w:val="single"/>
-          </w:rPr>
-          <w:t>約3:23–30</w:t>
-        </w:r>
-      </w:hyperlink>
+      <w:r>
+        <w:rPr>
+          <w:lang w:val="zh_TW" w:bidi="zh_TW"/>
+        </w:rPr>
+        <w:t>約3:23–30</w:t>
+      </w:r>
       <w:r>
         <w:rPr>
           <w:lang w:val="zh_TW" w:bidi="zh_TW"/>
@@ -653,18 +533,12 @@
         </w:rPr>
         <w:t>安得烈（</w:t>
       </w:r>
-      <w:hyperlink r:id="rId33">
-        <w:r>
-          <w:rPr>
-            <w:lang w:val="zh_TW" w:bidi="zh_TW"/>
-          </w:rPr>
-          <w:rPr>
-            <w:color w:val="0000EE"/>
-            <w:u w:val="single"/>
-          </w:rPr>
-          <w:t>約1:35–40</w:t>
-        </w:r>
-      </w:hyperlink>
+      <w:r>
+        <w:rPr>
+          <w:lang w:val="zh_TW" w:bidi="zh_TW"/>
+        </w:rPr>
+        <w:t>約1:35–40</w:t>
+      </w:r>
       <w:r>
         <w:rPr>
           <w:lang w:val="zh_TW" w:bidi="zh_TW"/>
@@ -689,18 +563,12 @@
         </w:rPr>
         <w:t>亞波羅（</w:t>
       </w:r>
-      <w:hyperlink r:id="rId34">
-        <w:r>
-          <w:rPr>
-            <w:lang w:val="zh_TW" w:bidi="zh_TW"/>
-          </w:rPr>
-          <w:rPr>
-            <w:color w:val="0000EE"/>
-            <w:u w:val="single"/>
-          </w:rPr>
-          <w:t>徒18:24–26</w:t>
-        </w:r>
-      </w:hyperlink>
+      <w:r>
+        <w:rPr>
+          <w:lang w:val="zh_TW" w:bidi="zh_TW"/>
+        </w:rPr>
+        <w:t>徒18:24–26</w:t>
+      </w:r>
       <w:r>
         <w:rPr>
           <w:lang w:val="zh_TW" w:bidi="zh_TW"/>
@@ -725,18 +593,12 @@
         </w:rPr>
         <w:t>以弗所的十二個門徒（</w:t>
       </w:r>
-      <w:hyperlink r:id="rId35">
-        <w:r>
-          <w:rPr>
-            <w:lang w:val="zh_TW" w:bidi="zh_TW"/>
-          </w:rPr>
-          <w:rPr>
-            <w:color w:val="0000EE"/>
-            <w:u w:val="single"/>
-          </w:rPr>
-          <w:t>徒19:1–7</w:t>
-        </w:r>
-      </w:hyperlink>
+      <w:r>
+        <w:rPr>
+          <w:lang w:val="zh_TW" w:bidi="zh_TW"/>
+        </w:rPr>
+        <w:t>徒19:1–7</w:t>
+      </w:r>
       <w:r>
         <w:rPr>
           <w:lang w:val="zh_TW" w:bidi="zh_TW"/>
@@ -757,90 +619,60 @@
         </w:rPr>
         <w:t>約翰批評希律安提帕娶了希羅底，他兄弟腓力的妻子，這違背了律法。希律為了滿足希羅底，監禁並殺死了約翰（</w:t>
       </w:r>
-      <w:hyperlink r:id="rId36">
-        <w:r>
-          <w:rPr>
-            <w:lang w:val="zh_TW" w:bidi="zh_TW"/>
-          </w:rPr>
-          <w:rPr>
-            <w:color w:val="0000EE"/>
-            <w:u w:val="single"/>
-          </w:rPr>
-          <w:t>太14:3–12</w:t>
-        </w:r>
-      </w:hyperlink>
+      <w:r>
+        <w:rPr>
+          <w:lang w:val="zh_TW" w:bidi="zh_TW"/>
+        </w:rPr>
+        <w:t>太14:3–12</w:t>
+      </w:r>
       <w:r>
         <w:rPr>
           <w:lang w:val="zh_TW" w:bidi="zh_TW"/>
         </w:rPr>
         <w:t>；</w:t>
       </w:r>
-      <w:hyperlink r:id="rId37">
-        <w:r>
-          <w:rPr>
-            <w:lang w:val="zh_TW" w:bidi="zh_TW"/>
-          </w:rPr>
-          <w:rPr>
-            <w:color w:val="0000EE"/>
-            <w:u w:val="single"/>
-          </w:rPr>
-          <w:t>可6:17–29</w:t>
-        </w:r>
-      </w:hyperlink>
+      <w:r>
+        <w:rPr>
+          <w:lang w:val="zh_TW" w:bidi="zh_TW"/>
+        </w:rPr>
+        <w:t>可6:17–29</w:t>
+      </w:r>
       <w:r>
         <w:rPr>
           <w:lang w:val="zh_TW" w:bidi="zh_TW"/>
         </w:rPr>
         <w:t>；</w:t>
       </w:r>
-      <w:hyperlink r:id="rId38">
-        <w:r>
-          <w:rPr>
-            <w:lang w:val="zh_TW" w:bidi="zh_TW"/>
-          </w:rPr>
-          <w:rPr>
-            <w:color w:val="0000EE"/>
-            <w:u w:val="single"/>
-          </w:rPr>
-          <w:t>路3:19–20</w:t>
-        </w:r>
-      </w:hyperlink>
+      <w:r>
+        <w:rPr>
+          <w:lang w:val="zh_TW" w:bidi="zh_TW"/>
+        </w:rPr>
+        <w:t>路3:19–20</w:t>
+      </w:r>
       <w:r>
         <w:rPr>
           <w:lang w:val="zh_TW" w:bidi="zh_TW"/>
         </w:rPr>
         <w:t>）。約翰被囚標誌著耶穌公開傳道的開始（</w:t>
       </w:r>
-      <w:hyperlink r:id="rId39">
-        <w:r>
-          <w:rPr>
-            <w:lang w:val="zh_TW" w:bidi="zh_TW"/>
-          </w:rPr>
-          <w:rPr>
-            <w:color w:val="0000EE"/>
-            <w:u w:val="single"/>
-          </w:rPr>
-          <w:t>太4:12</w:t>
-        </w:r>
-      </w:hyperlink>
+      <w:r>
+        <w:rPr>
+          <w:lang w:val="zh_TW" w:bidi="zh_TW"/>
+        </w:rPr>
+        <w:t>太4:12</w:t>
+      </w:r>
       <w:r>
         <w:rPr>
           <w:lang w:val="zh_TW" w:bidi="zh_TW"/>
         </w:rPr>
         <w:t>；</w:t>
       </w:r>
-      <w:hyperlink r:id="rId40">
-        <w:r>
-          <w:rPr>
-            <w:lang w:val="zh_TW" w:bidi="zh_TW"/>
-          </w:rPr>
-          <w:rPr>
-            <w:color w:val="0000EE"/>
-            <w:u w:val="single"/>
-          </w:rPr>
-          <w:t>可1:14</w:t>
-        </w:r>
-      </w:hyperlink>
+      <w:r>
+        <w:rPr>
+          <w:lang w:val="zh_TW" w:bidi="zh_TW"/>
+        </w:rPr>
+        <w:t>可1:14</w:t>
+      </w:r>
       <w:r>
         <w:rPr>
           <w:lang w:val="zh_TW" w:bidi="zh_TW"/>
@@ -861,18 +693,12 @@
         </w:rPr>
         <w:t>在約翰被殺前不久，他對耶穌產生疑惑。他從監獄派人詢問耶穌是否真的是彌賽亞（神所揀選的那位）。耶穌並沒有做大多數人期望彌賽亞會做的事情。祂沒有帶來審判，沒有帶來一個可見的國，而是帶來赦免、醫治和屬靈的國。為了使約翰再次確信，耶穌談到神透過祂所行的神跡（</w:t>
       </w:r>
-      <w:hyperlink r:id="rId41">
-        <w:r>
-          <w:rPr>
-            <w:lang w:val="zh_TW" w:bidi="zh_TW"/>
-          </w:rPr>
-          <w:rPr>
-            <w:color w:val="0000EE"/>
-            <w:u w:val="single"/>
-          </w:rPr>
-          <w:t>路7:18–23</w:t>
-        </w:r>
-      </w:hyperlink>
+      <w:r>
+        <w:rPr>
+          <w:lang w:val="zh_TW" w:bidi="zh_TW"/>
+        </w:rPr>
+        <w:t>路7:18–23</w:t>
+      </w:r>
       <w:r>
         <w:rPr>
           <w:lang w:val="zh_TW" w:bidi="zh_TW"/>
@@ -893,54 +719,36 @@
         </w:rPr>
         <w:t>約翰一生忠於他的使命。他不斷宣講悔改和神的審判，甚至也向那些不願意聽的人傳講。耶穌稱約翰是歷史上最偉大的神僕之一（</w:t>
       </w:r>
-      <w:hyperlink r:id="rId42">
-        <w:r>
-          <w:rPr>
-            <w:lang w:val="zh_TW" w:bidi="zh_TW"/>
-          </w:rPr>
-          <w:rPr>
-            <w:color w:val="0000EE"/>
-            <w:u w:val="single"/>
-          </w:rPr>
-          <w:t>太11:2–19</w:t>
-        </w:r>
-      </w:hyperlink>
+      <w:r>
+        <w:rPr>
+          <w:lang w:val="zh_TW" w:bidi="zh_TW"/>
+        </w:rPr>
+        <w:t>太11:2–19</w:t>
+      </w:r>
       <w:r>
         <w:rPr>
           <w:lang w:val="zh_TW" w:bidi="zh_TW"/>
         </w:rPr>
         <w:t>；</w:t>
       </w:r>
-      <w:hyperlink r:id="rId43">
-        <w:r>
-          <w:rPr>
-            <w:lang w:val="zh_TW" w:bidi="zh_TW"/>
-          </w:rPr>
-          <w:rPr>
-            <w:color w:val="0000EE"/>
-            <w:u w:val="single"/>
-          </w:rPr>
-          <w:t>路7:18–35</w:t>
-        </w:r>
-      </w:hyperlink>
+      <w:r>
+        <w:rPr>
+          <w:lang w:val="zh_TW" w:bidi="zh_TW"/>
+        </w:rPr>
+        <w:t>路7:18–35</w:t>
+      </w:r>
       <w:r>
         <w:rPr>
           <w:lang w:val="zh_TW" w:bidi="zh_TW"/>
         </w:rPr>
         <w:t>）。約翰是預言神國度來臨的最後一位先知（</w:t>
       </w:r>
-      <w:hyperlink r:id="rId44">
-        <w:r>
-          <w:rPr>
-            <w:lang w:val="zh_TW" w:bidi="zh_TW"/>
-          </w:rPr>
-          <w:rPr>
-            <w:color w:val="0000EE"/>
-            <w:u w:val="single"/>
-          </w:rPr>
-          <w:t>路16:16</w:t>
-        </w:r>
-      </w:hyperlink>
+      <w:r>
+        <w:rPr>
+          <w:lang w:val="zh_TW" w:bidi="zh_TW"/>
+        </w:rPr>
+        <w:t>路16:16</w:t>
+      </w:r>
       <w:r>
         <w:rPr>
           <w:lang w:val="zh_TW" w:bidi="zh_TW"/>
@@ -970,684 +778,456 @@
           <w:lang w:val="zh_TW" w:bidi="zh_TW"/>
         </w:rPr>
       </w:r>
-      <w:hyperlink r:id="rId45">
-        <w:r>
-          <w:rPr>
-            <w:lang w:val="zh_TW" w:bidi="zh_TW"/>
-          </w:rPr>
-          <w:rPr>
-            <w:color w:val="0000EE"/>
-            <w:u w:val="single"/>
-          </w:rPr>
-          <w:t>太3:1–15</w:t>
-        </w:r>
-      </w:hyperlink>
+      <w:r>
+        <w:rPr>
+          <w:lang w:val="zh_TW" w:bidi="zh_TW"/>
+        </w:rPr>
+        <w:t>太3:1–15</w:t>
+      </w:r>
       <w:r>
         <w:rPr>
           <w:lang w:val="zh_TW" w:bidi="zh_TW"/>
         </w:rPr>
         <w:t>，</w:t>
       </w:r>
-      <w:hyperlink r:id="rId39">
-        <w:r>
-          <w:rPr>
-            <w:lang w:val="zh_TW" w:bidi="zh_TW"/>
-          </w:rPr>
-          <w:rPr>
-            <w:color w:val="0000EE"/>
-            <w:u w:val="single"/>
-          </w:rPr>
-          <w:t>4:12</w:t>
-        </w:r>
-      </w:hyperlink>
+      <w:r>
+        <w:rPr>
+          <w:lang w:val="zh_TW" w:bidi="zh_TW"/>
+        </w:rPr>
+        <w:t>4:12</w:t>
+      </w:r>
       <w:r>
         <w:rPr>
           <w:lang w:val="zh_TW" w:bidi="zh_TW"/>
         </w:rPr>
         <w:t>，</w:t>
       </w:r>
-      <w:hyperlink r:id="rId46">
-        <w:r>
-          <w:rPr>
-            <w:lang w:val="zh_TW" w:bidi="zh_TW"/>
-          </w:rPr>
-          <w:rPr>
-            <w:color w:val="0000EE"/>
-            <w:u w:val="single"/>
-          </w:rPr>
-          <w:t>9:14</w:t>
-        </w:r>
-      </w:hyperlink>
+      <w:r>
+        <w:rPr>
+          <w:lang w:val="zh_TW" w:bidi="zh_TW"/>
+        </w:rPr>
+        <w:t>9:14</w:t>
+      </w:r>
       <w:r>
         <w:rPr>
           <w:lang w:val="zh_TW" w:bidi="zh_TW"/>
         </w:rPr>
         <w:t>，</w:t>
       </w:r>
-      <w:hyperlink r:id="rId42">
-        <w:r>
-          <w:rPr>
-            <w:lang w:val="zh_TW" w:bidi="zh_TW"/>
-          </w:rPr>
-          <w:rPr>
-            <w:color w:val="0000EE"/>
-            <w:u w:val="single"/>
-          </w:rPr>
-          <w:t>11:2–19</w:t>
-        </w:r>
-      </w:hyperlink>
+      <w:r>
+        <w:rPr>
+          <w:lang w:val="zh_TW" w:bidi="zh_TW"/>
+        </w:rPr>
+        <w:t>11:2–19</w:t>
+      </w:r>
       <w:r>
         <w:rPr>
           <w:lang w:val="zh_TW" w:bidi="zh_TW"/>
         </w:rPr>
         <w:t>，</w:t>
       </w:r>
-      <w:hyperlink r:id="rId47">
-        <w:r>
-          <w:rPr>
-            <w:lang w:val="zh_TW" w:bidi="zh_TW"/>
-          </w:rPr>
-          <w:rPr>
-            <w:color w:val="0000EE"/>
-            <w:u w:val="single"/>
-          </w:rPr>
-          <w:t>14:1–12</w:t>
-        </w:r>
-      </w:hyperlink>
+      <w:r>
+        <w:rPr>
+          <w:lang w:val="zh_TW" w:bidi="zh_TW"/>
+        </w:rPr>
+        <w:t>14:1–12</w:t>
+      </w:r>
       <w:r>
         <w:rPr>
           <w:lang w:val="zh_TW" w:bidi="zh_TW"/>
         </w:rPr>
         <w:t>，</w:t>
       </w:r>
-      <w:hyperlink r:id="rId48">
-        <w:r>
-          <w:rPr>
-            <w:lang w:val="zh_TW" w:bidi="zh_TW"/>
-          </w:rPr>
-          <w:rPr>
-            <w:color w:val="0000EE"/>
-            <w:u w:val="single"/>
-          </w:rPr>
-          <w:t>16:14</w:t>
-        </w:r>
-      </w:hyperlink>
+      <w:r>
+        <w:rPr>
+          <w:lang w:val="zh_TW" w:bidi="zh_TW"/>
+        </w:rPr>
+        <w:t>16:14</w:t>
+      </w:r>
       <w:r>
         <w:rPr>
           <w:lang w:val="zh_TW" w:bidi="zh_TW"/>
         </w:rPr>
         <w:t>，</w:t>
       </w:r>
-      <w:hyperlink r:id="rId49">
-        <w:r>
-          <w:rPr>
-            <w:lang w:val="zh_TW" w:bidi="zh_TW"/>
-          </w:rPr>
-          <w:rPr>
-            <w:color w:val="0000EE"/>
-            <w:u w:val="single"/>
-          </w:rPr>
-          <w:t>17:10–13</w:t>
-        </w:r>
-      </w:hyperlink>
+      <w:r>
+        <w:rPr>
+          <w:lang w:val="zh_TW" w:bidi="zh_TW"/>
+        </w:rPr>
+        <w:t>17:10–13</w:t>
+      </w:r>
       <w:r>
         <w:rPr>
           <w:lang w:val="zh_TW" w:bidi="zh_TW"/>
         </w:rPr>
         <w:t>，</w:t>
       </w:r>
-      <w:hyperlink r:id="rId50">
-        <w:r>
-          <w:rPr>
-            <w:lang w:val="zh_TW" w:bidi="zh_TW"/>
-          </w:rPr>
-          <w:rPr>
-            <w:color w:val="0000EE"/>
-            <w:u w:val="single"/>
-          </w:rPr>
-          <w:t>21:24–27</w:t>
-        </w:r>
-      </w:hyperlink>
+      <w:r>
+        <w:rPr>
+          <w:lang w:val="zh_TW" w:bidi="zh_TW"/>
+        </w:rPr>
+        <w:t>21:24–27</w:t>
+      </w:r>
       <w:r>
         <w:rPr>
           <w:lang w:val="zh_TW" w:bidi="zh_TW"/>
         </w:rPr>
         <w:t>、</w:t>
       </w:r>
-      <w:hyperlink r:id="rId51">
-        <w:r>
-          <w:rPr>
-            <w:lang w:val="zh_TW" w:bidi="zh_TW"/>
-          </w:rPr>
-          <w:rPr>
-            <w:color w:val="0000EE"/>
-            <w:u w:val="single"/>
-          </w:rPr>
-          <w:t>31–32</w:t>
-        </w:r>
-      </w:hyperlink>
+      <w:r>
+        <w:rPr>
+          <w:lang w:val="zh_TW" w:bidi="zh_TW"/>
+        </w:rPr>
+        <w:t>31–32</w:t>
+      </w:r>
       <w:r>
         <w:rPr>
           <w:lang w:val="zh_TW" w:bidi="zh_TW"/>
         </w:rPr>
         <w:t>；</w:t>
       </w:r>
-      <w:hyperlink r:id="rId52">
-        <w:r>
-          <w:rPr>
-            <w:lang w:val="zh_TW" w:bidi="zh_TW"/>
-          </w:rPr>
-          <w:rPr>
-            <w:color w:val="0000EE"/>
-            <w:u w:val="single"/>
-          </w:rPr>
-          <w:t>可1:1–9</w:t>
-        </w:r>
-      </w:hyperlink>
+      <w:r>
+        <w:rPr>
+          <w:lang w:val="zh_TW" w:bidi="zh_TW"/>
+        </w:rPr>
+        <w:t>可1:1–9</w:t>
+      </w:r>
       <w:r>
         <w:rPr>
           <w:lang w:val="zh_TW" w:bidi="zh_TW"/>
         </w:rPr>
         <w:t>、</w:t>
       </w:r>
-      <w:hyperlink r:id="rId40">
-        <w:r>
-          <w:rPr>
-            <w:lang w:val="zh_TW" w:bidi="zh_TW"/>
-          </w:rPr>
-          <w:rPr>
-            <w:color w:val="0000EE"/>
-            <w:u w:val="single"/>
-          </w:rPr>
-          <w:t>14</w:t>
-        </w:r>
-      </w:hyperlink>
+      <w:r>
+        <w:rPr>
+          <w:lang w:val="zh_TW" w:bidi="zh_TW"/>
+        </w:rPr>
+        <w:t>14</w:t>
+      </w:r>
       <w:r>
         <w:rPr>
           <w:lang w:val="zh_TW" w:bidi="zh_TW"/>
         </w:rPr>
         <w:t>，</w:t>
       </w:r>
-      <w:hyperlink r:id="rId53">
-        <w:r>
-          <w:rPr>
-            <w:lang w:val="zh_TW" w:bidi="zh_TW"/>
-          </w:rPr>
-          <w:rPr>
-            <w:color w:val="0000EE"/>
-            <w:u w:val="single"/>
-          </w:rPr>
-          <w:t>2:18</w:t>
-        </w:r>
-      </w:hyperlink>
+      <w:r>
+        <w:rPr>
+          <w:lang w:val="zh_TW" w:bidi="zh_TW"/>
+        </w:rPr>
+        <w:t>2:18</w:t>
+      </w:r>
       <w:r>
         <w:rPr>
           <w:lang w:val="zh_TW" w:bidi="zh_TW"/>
         </w:rPr>
         <w:t>，</w:t>
       </w:r>
-      <w:hyperlink r:id="rId54">
-        <w:r>
-          <w:rPr>
-            <w:lang w:val="zh_TW" w:bidi="zh_TW"/>
-          </w:rPr>
-          <w:rPr>
-            <w:color w:val="0000EE"/>
-            <w:u w:val="single"/>
-          </w:rPr>
-          <w:t>6:14–29</w:t>
-        </w:r>
-      </w:hyperlink>
+      <w:r>
+        <w:rPr>
+          <w:lang w:val="zh_TW" w:bidi="zh_TW"/>
+        </w:rPr>
+        <w:t>6:14–29</w:t>
+      </w:r>
       <w:r>
         <w:rPr>
           <w:lang w:val="zh_TW" w:bidi="zh_TW"/>
         </w:rPr>
         <w:t>，</w:t>
       </w:r>
-      <w:hyperlink r:id="rId55">
-        <w:r>
-          <w:rPr>
-            <w:lang w:val="zh_TW" w:bidi="zh_TW"/>
-          </w:rPr>
-          <w:rPr>
-            <w:color w:val="0000EE"/>
-            <w:u w:val="single"/>
-          </w:rPr>
-          <w:t>8:28</w:t>
-        </w:r>
-      </w:hyperlink>
+      <w:r>
+        <w:rPr>
+          <w:lang w:val="zh_TW" w:bidi="zh_TW"/>
+        </w:rPr>
+        <w:t>8:28</w:t>
+      </w:r>
       <w:r>
         <w:rPr>
           <w:lang w:val="zh_TW" w:bidi="zh_TW"/>
         </w:rPr>
         <w:t>，</w:t>
       </w:r>
-      <w:hyperlink r:id="rId56">
-        <w:r>
-          <w:rPr>
-            <w:lang w:val="zh_TW" w:bidi="zh_TW"/>
-          </w:rPr>
-          <w:rPr>
-            <w:color w:val="0000EE"/>
-            <w:u w:val="single"/>
-          </w:rPr>
-          <w:t>9:11–13</w:t>
-        </w:r>
-      </w:hyperlink>
+      <w:r>
+        <w:rPr>
+          <w:lang w:val="zh_TW" w:bidi="zh_TW"/>
+        </w:rPr>
+        <w:t>9:11–13</w:t>
+      </w:r>
       <w:r>
         <w:rPr>
           <w:lang w:val="zh_TW" w:bidi="zh_TW"/>
         </w:rPr>
         <w:t>，</w:t>
       </w:r>
-      <w:hyperlink r:id="rId57">
-        <w:r>
-          <w:rPr>
-            <w:lang w:val="zh_TW" w:bidi="zh_TW"/>
-          </w:rPr>
-          <w:rPr>
-            <w:color w:val="0000EE"/>
-            <w:u w:val="single"/>
-          </w:rPr>
-          <w:t>11:29–33</w:t>
-        </w:r>
-      </w:hyperlink>
+      <w:r>
+        <w:rPr>
+          <w:lang w:val="zh_TW" w:bidi="zh_TW"/>
+        </w:rPr>
+        <w:t>11:29–33</w:t>
+      </w:r>
       <w:r>
         <w:rPr>
           <w:lang w:val="zh_TW" w:bidi="zh_TW"/>
         </w:rPr>
         <w:t>；</w:t>
       </w:r>
-      <w:hyperlink r:id="rId58">
-        <w:r>
-          <w:rPr>
-            <w:lang w:val="zh_TW" w:bidi="zh_TW"/>
-          </w:rPr>
-          <w:rPr>
-            <w:color w:val="0000EE"/>
-            <w:u w:val="single"/>
-          </w:rPr>
-          <w:t>路1:13–17</w:t>
-        </w:r>
-      </w:hyperlink>
+      <w:r>
+        <w:rPr>
+          <w:lang w:val="zh_TW" w:bidi="zh_TW"/>
+        </w:rPr>
+        <w:t>路1:13–17</w:t>
+      </w:r>
       <w:r>
         <w:rPr>
           <w:lang w:val="zh_TW" w:bidi="zh_TW"/>
         </w:rPr>
         <w:t>、</w:t>
       </w:r>
-      <w:hyperlink r:id="rId18">
-        <w:r>
-          <w:rPr>
-            <w:lang w:val="zh_TW" w:bidi="zh_TW"/>
-          </w:rPr>
-          <w:rPr>
-            <w:color w:val="0000EE"/>
-            <w:u w:val="single"/>
-          </w:rPr>
-          <w:t>36</w:t>
-        </w:r>
-      </w:hyperlink>
+      <w:r>
+        <w:rPr>
+          <w:lang w:val="zh_TW" w:bidi="zh_TW"/>
+        </w:rPr>
+        <w:t>36</w:t>
+      </w:r>
       <w:r>
         <w:rPr>
           <w:lang w:val="zh_TW" w:bidi="zh_TW"/>
         </w:rPr>
         <w:t>、</w:t>
       </w:r>
-      <w:hyperlink r:id="rId59">
-        <w:r>
-          <w:rPr>
-            <w:lang w:val="zh_TW" w:bidi="zh_TW"/>
-          </w:rPr>
-          <w:rPr>
-            <w:color w:val="0000EE"/>
-            <w:u w:val="single"/>
-          </w:rPr>
-          <w:t>39–43</w:t>
-        </w:r>
-      </w:hyperlink>
+      <w:r>
+        <w:rPr>
+          <w:lang w:val="zh_TW" w:bidi="zh_TW"/>
+        </w:rPr>
+        <w:t>39–43</w:t>
+      </w:r>
       <w:r>
         <w:rPr>
           <w:lang w:val="zh_TW" w:bidi="zh_TW"/>
         </w:rPr>
         <w:t>、</w:t>
       </w:r>
-      <w:hyperlink r:id="rId60">
-        <w:r>
-          <w:rPr>
-            <w:lang w:val="zh_TW" w:bidi="zh_TW"/>
-          </w:rPr>
-          <w:rPr>
-            <w:color w:val="0000EE"/>
-            <w:u w:val="single"/>
-          </w:rPr>
-          <w:t>57–66</w:t>
-        </w:r>
-      </w:hyperlink>
+      <w:r>
+        <w:rPr>
+          <w:lang w:val="zh_TW" w:bidi="zh_TW"/>
+        </w:rPr>
+        <w:t>57–66</w:t>
+      </w:r>
       <w:r>
         <w:rPr>
           <w:lang w:val="zh_TW" w:bidi="zh_TW"/>
         </w:rPr>
         <w:t>、</w:t>
       </w:r>
-      <w:hyperlink r:id="rId61">
-        <w:r>
-          <w:rPr>
-            <w:lang w:val="zh_TW" w:bidi="zh_TW"/>
-          </w:rPr>
-          <w:rPr>
-            <w:color w:val="0000EE"/>
-            <w:u w:val="single"/>
-          </w:rPr>
-          <w:t>76–80</w:t>
-        </w:r>
-      </w:hyperlink>
+      <w:r>
+        <w:rPr>
+          <w:lang w:val="zh_TW" w:bidi="zh_TW"/>
+        </w:rPr>
+        <w:t>76–80</w:t>
+      </w:r>
       <w:r>
         <w:rPr>
           <w:lang w:val="zh_TW" w:bidi="zh_TW"/>
         </w:rPr>
         <w:t>，</w:t>
       </w:r>
-      <w:hyperlink r:id="rId62">
-        <w:r>
-          <w:rPr>
-            <w:lang w:val="zh_TW" w:bidi="zh_TW"/>
-          </w:rPr>
-          <w:rPr>
-            <w:color w:val="0000EE"/>
-            <w:u w:val="single"/>
-          </w:rPr>
-          <w:t>3:1–21</w:t>
-        </w:r>
-      </w:hyperlink>
+      <w:r>
+        <w:rPr>
+          <w:lang w:val="zh_TW" w:bidi="zh_TW"/>
+        </w:rPr>
+        <w:t>3:1–21</w:t>
+      </w:r>
       <w:r>
         <w:rPr>
           <w:lang w:val="zh_TW" w:bidi="zh_TW"/>
         </w:rPr>
         <w:t>，</w:t>
       </w:r>
-      <w:hyperlink r:id="rId63">
-        <w:r>
-          <w:rPr>
-            <w:lang w:val="zh_TW" w:bidi="zh_TW"/>
-          </w:rPr>
-          <w:rPr>
-            <w:color w:val="0000EE"/>
-            <w:u w:val="single"/>
-          </w:rPr>
-          <w:t>5:33</w:t>
-        </w:r>
-      </w:hyperlink>
+      <w:r>
+        <w:rPr>
+          <w:lang w:val="zh_TW" w:bidi="zh_TW"/>
+        </w:rPr>
+        <w:t>5:33</w:t>
+      </w:r>
       <w:r>
         <w:rPr>
           <w:lang w:val="zh_TW" w:bidi="zh_TW"/>
         </w:rPr>
         <w:t>，</w:t>
       </w:r>
-      <w:hyperlink r:id="rId43">
-        <w:r>
-          <w:rPr>
-            <w:lang w:val="zh_TW" w:bidi="zh_TW"/>
-          </w:rPr>
-          <w:rPr>
-            <w:color w:val="0000EE"/>
-            <w:u w:val="single"/>
-          </w:rPr>
-          <w:t>7:18–35</w:t>
-        </w:r>
-      </w:hyperlink>
+      <w:r>
+        <w:rPr>
+          <w:lang w:val="zh_TW" w:bidi="zh_TW"/>
+        </w:rPr>
+        <w:t>7:18–35</w:t>
+      </w:r>
       <w:r>
         <w:rPr>
           <w:lang w:val="zh_TW" w:bidi="zh_TW"/>
         </w:rPr>
         <w:t>，</w:t>
       </w:r>
-      <w:hyperlink r:id="rId64">
-        <w:r>
-          <w:rPr>
-            <w:lang w:val="zh_TW" w:bidi="zh_TW"/>
-          </w:rPr>
-          <w:rPr>
-            <w:color w:val="0000EE"/>
-            <w:u w:val="single"/>
-          </w:rPr>
-          <w:t>9:7–9</w:t>
-        </w:r>
-      </w:hyperlink>
+      <w:r>
+        <w:rPr>
+          <w:lang w:val="zh_TW" w:bidi="zh_TW"/>
+        </w:rPr>
+        <w:t>9:7–9</w:t>
+      </w:r>
       <w:r>
         <w:rPr>
           <w:lang w:val="zh_TW" w:bidi="zh_TW"/>
         </w:rPr>
         <w:t>、</w:t>
       </w:r>
-      <w:hyperlink r:id="rId65">
-        <w:r>
-          <w:rPr>
-            <w:lang w:val="zh_TW" w:bidi="zh_TW"/>
-          </w:rPr>
-          <w:rPr>
-            <w:color w:val="0000EE"/>
-            <w:u w:val="single"/>
-          </w:rPr>
-          <w:t>19</w:t>
-        </w:r>
-      </w:hyperlink>
+      <w:r>
+        <w:rPr>
+          <w:lang w:val="zh_TW" w:bidi="zh_TW"/>
+        </w:rPr>
+        <w:t>19</w:t>
+      </w:r>
       <w:r>
         <w:rPr>
           <w:lang w:val="zh_TW" w:bidi="zh_TW"/>
         </w:rPr>
         <w:t>，</w:t>
       </w:r>
-      <w:hyperlink r:id="rId66">
-        <w:r>
-          <w:rPr>
-            <w:lang w:val="zh_TW" w:bidi="zh_TW"/>
-          </w:rPr>
-          <w:rPr>
-            <w:color w:val="0000EE"/>
-            <w:u w:val="single"/>
-          </w:rPr>
-          <w:t>11:1</w:t>
-        </w:r>
-      </w:hyperlink>
+      <w:r>
+        <w:rPr>
+          <w:lang w:val="zh_TW" w:bidi="zh_TW"/>
+        </w:rPr>
+        <w:t>11:1</w:t>
+      </w:r>
       <w:r>
         <w:rPr>
           <w:lang w:val="zh_TW" w:bidi="zh_TW"/>
         </w:rPr>
         <w:t>，</w:t>
       </w:r>
-      <w:hyperlink r:id="rId44">
-        <w:r>
-          <w:rPr>
-            <w:lang w:val="zh_TW" w:bidi="zh_TW"/>
-          </w:rPr>
-          <w:rPr>
-            <w:color w:val="0000EE"/>
-            <w:u w:val="single"/>
-          </w:rPr>
-          <w:t>16:16</w:t>
-        </w:r>
-      </w:hyperlink>
+      <w:r>
+        <w:rPr>
+          <w:lang w:val="zh_TW" w:bidi="zh_TW"/>
+        </w:rPr>
+        <w:t>16:16</w:t>
+      </w:r>
       <w:r>
         <w:rPr>
           <w:lang w:val="zh_TW" w:bidi="zh_TW"/>
         </w:rPr>
         <w:t>，</w:t>
       </w:r>
-      <w:hyperlink r:id="rId67">
-        <w:r>
-          <w:rPr>
-            <w:lang w:val="zh_TW" w:bidi="zh_TW"/>
-          </w:rPr>
-          <w:rPr>
-            <w:color w:val="0000EE"/>
-            <w:u w:val="single"/>
-          </w:rPr>
-          <w:t>20:3–8</w:t>
-        </w:r>
-      </w:hyperlink>
+      <w:r>
+        <w:rPr>
+          <w:lang w:val="zh_TW" w:bidi="zh_TW"/>
+        </w:rPr>
+        <w:t>20:3–8</w:t>
+      </w:r>
       <w:r>
         <w:rPr>
           <w:lang w:val="zh_TW" w:bidi="zh_TW"/>
         </w:rPr>
         <w:t>；</w:t>
       </w:r>
-      <w:hyperlink r:id="rId68">
-        <w:r>
-          <w:rPr>
-            <w:lang w:val="zh_TW" w:bidi="zh_TW"/>
-          </w:rPr>
-          <w:rPr>
-            <w:color w:val="0000EE"/>
-            <w:u w:val="single"/>
-          </w:rPr>
-          <w:t>約1:6–37</w:t>
-        </w:r>
-      </w:hyperlink>
+      <w:r>
+        <w:rPr>
+          <w:lang w:val="zh_TW" w:bidi="zh_TW"/>
+        </w:rPr>
+        <w:t>約1:6–37</w:t>
+      </w:r>
       <w:r>
         <w:rPr>
           <w:lang w:val="zh_TW" w:bidi="zh_TW"/>
         </w:rPr>
         <w:t>，</w:t>
       </w:r>
-      <w:hyperlink r:id="rId69">
-        <w:r>
-          <w:rPr>
-            <w:lang w:val="zh_TW" w:bidi="zh_TW"/>
-          </w:rPr>
-          <w:rPr>
-            <w:color w:val="0000EE"/>
-            <w:u w:val="single"/>
-          </w:rPr>
-          <w:t>約3:23–36</w:t>
-        </w:r>
-      </w:hyperlink>
+      <w:r>
+        <w:rPr>
+          <w:lang w:val="zh_TW" w:bidi="zh_TW"/>
+        </w:rPr>
+        <w:t>約3:23–36</w:t>
+      </w:r>
       <w:r>
         <w:rPr>
           <w:lang w:val="zh_TW" w:bidi="zh_TW"/>
         </w:rPr>
         <w:t>，</w:t>
       </w:r>
-      <w:hyperlink r:id="rId70">
-        <w:r>
-          <w:rPr>
-            <w:lang w:val="zh_TW" w:bidi="zh_TW"/>
-          </w:rPr>
-          <w:rPr>
-            <w:color w:val="0000EE"/>
-            <w:u w:val="single"/>
-          </w:rPr>
-          <w:t>4:1–3</w:t>
-        </w:r>
-      </w:hyperlink>
+      <w:r>
+        <w:rPr>
+          <w:lang w:val="zh_TW" w:bidi="zh_TW"/>
+        </w:rPr>
+        <w:t>4:1–3</w:t>
+      </w:r>
       <w:r>
         <w:rPr>
           <w:lang w:val="zh_TW" w:bidi="zh_TW"/>
         </w:rPr>
         <w:t>，</w:t>
       </w:r>
-      <w:hyperlink r:id="rId71">
-        <w:r>
-          <w:rPr>
-            <w:lang w:val="zh_TW" w:bidi="zh_TW"/>
-          </w:rPr>
-          <w:rPr>
-            <w:color w:val="0000EE"/>
-            <w:u w:val="single"/>
-          </w:rPr>
-          <w:t>10:40–42</w:t>
-        </w:r>
-      </w:hyperlink>
+      <w:r>
+        <w:rPr>
+          <w:lang w:val="zh_TW" w:bidi="zh_TW"/>
+        </w:rPr>
+        <w:t>10:40–42</w:t>
+      </w:r>
       <w:r>
         <w:rPr>
           <w:lang w:val="zh_TW" w:bidi="zh_TW"/>
         </w:rPr>
         <w:t>；</w:t>
       </w:r>
-      <w:hyperlink r:id="rId72">
-        <w:r>
-          <w:rPr>
-            <w:lang w:val="zh_TW" w:bidi="zh_TW"/>
-          </w:rPr>
-          <w:rPr>
-            <w:color w:val="0000EE"/>
-            <w:u w:val="single"/>
-          </w:rPr>
-          <w:t>徒1:5</w:t>
-        </w:r>
-      </w:hyperlink>
+      <w:r>
+        <w:rPr>
+          <w:lang w:val="zh_TW" w:bidi="zh_TW"/>
+        </w:rPr>
+        <w:t>徒1:5</w:t>
+      </w:r>
       <w:r>
         <w:rPr>
           <w:lang w:val="zh_TW" w:bidi="zh_TW"/>
         </w:rPr>
         <w:t>，</w:t>
       </w:r>
-      <w:hyperlink r:id="rId73">
-        <w:r>
-          <w:rPr>
-            <w:lang w:val="zh_TW" w:bidi="zh_TW"/>
-          </w:rPr>
-          <w:rPr>
-            <w:color w:val="0000EE"/>
-            <w:u w:val="single"/>
-          </w:rPr>
-          <w:t>10:37</w:t>
-        </w:r>
-      </w:hyperlink>
+      <w:r>
+        <w:rPr>
+          <w:lang w:val="zh_TW" w:bidi="zh_TW"/>
+        </w:rPr>
+        <w:t>10:37</w:t>
+      </w:r>
       <w:r>
         <w:rPr>
           <w:lang w:val="zh_TW" w:bidi="zh_TW"/>
         </w:rPr>
         <w:t>，</w:t>
       </w:r>
-      <w:hyperlink r:id="rId74">
-        <w:r>
-          <w:rPr>
-            <w:lang w:val="zh_TW" w:bidi="zh_TW"/>
-          </w:rPr>
-          <w:rPr>
-            <w:color w:val="0000EE"/>
-            <w:u w:val="single"/>
-          </w:rPr>
-          <w:t>11:16</w:t>
-        </w:r>
-      </w:hyperlink>
+      <w:r>
+        <w:rPr>
+          <w:lang w:val="zh_TW" w:bidi="zh_TW"/>
+        </w:rPr>
+        <w:t>11:16</w:t>
+      </w:r>
       <w:r>
         <w:rPr>
           <w:lang w:val="zh_TW" w:bidi="zh_TW"/>
         </w:rPr>
         <w:t>，</w:t>
       </w:r>
-      <w:hyperlink r:id="rId75">
-        <w:r>
-          <w:rPr>
-            <w:lang w:val="zh_TW" w:bidi="zh_TW"/>
-          </w:rPr>
-          <w:rPr>
-            <w:color w:val="0000EE"/>
-            <w:u w:val="single"/>
-          </w:rPr>
-          <w:t>18:25–26</w:t>
-        </w:r>
-      </w:hyperlink>
+      <w:r>
+        <w:rPr>
+          <w:lang w:val="zh_TW" w:bidi="zh_TW"/>
+        </w:rPr>
+        <w:t>18:25–26</w:t>
+      </w:r>
       <w:r>
         <w:rPr>
           <w:lang w:val="zh_TW" w:bidi="zh_TW"/>
         </w:rPr>
         <w:t>，</w:t>
       </w:r>
-      <w:hyperlink r:id="rId35">
-        <w:r>
-          <w:rPr>
-            <w:lang w:val="zh_TW" w:bidi="zh_TW"/>
-          </w:rPr>
-          <w:rPr>
-            <w:color w:val="0000EE"/>
-            <w:u w:val="single"/>
-          </w:rPr>
-          <w:t>19:1–7</w:t>
-        </w:r>
-      </w:hyperlink>
+      <w:r>
+        <w:rPr>
+          <w:lang w:val="zh_TW" w:bidi="zh_TW"/>
+        </w:rPr>
+        <w:t>19:1–7</w:t>
+      </w:r>
       <w:r>
         <w:rPr>
           <w:lang w:val="zh_TW" w:bidi="zh_TW"/>
